--- a/manuscript/submission_files/title_page.docx
+++ b/manuscript/submission_files/title_page.docx
@@ -209,7 +209,31 @@
         <w:t xml:space="preserve"> </w:t>
       </w:r>
       <w:r>
-        <w:t xml:space="preserve">The refreshed public reproducibility package will be versioned and archived before submission. The existing v1 archive is https://doi.org/10.5281/zenodo.22663476 and does not yet contain the ArcGIS-served v2 experiment.</w:t>
+        <w:t xml:space="preserve">The ArcGIS-served public benchmark source release is archived at https://doi.org/10.5281/zenodo.22689057 (v2.0.0; GitHub tag</w:t>
+      </w:r>
+      <w:r>
+        <w:t xml:space="preserve"> </w:t>
+      </w:r>
+      <w:r>
+        <w:rPr>
+          <w:rStyle w:val="VerbatimChar"/>
+        </w:rPr>
+        <w:t xml:space="preserve">v2.0.0</w:t>
+      </w:r>
+      <w:r>
+        <w:t xml:space="preserve">, commit</w:t>
+      </w:r>
+      <w:r>
+        <w:t xml:space="preserve"> </w:t>
+      </w:r>
+      <w:r>
+        <w:rPr>
+          <w:rStyle w:val="VerbatimChar"/>
+        </w:rPr>
+        <w:t xml:space="preserve">77e2c59</w:t>
+      </w:r>
+      <w:r>
+        <w:t xml:space="preserve">; concept DOI https://doi.org/10.5281/zenodo.22663475). The Zenodo-generated ZIP preserves Git LFS pointer identities; hydrated large artifacts required for a full numerical rerun are retrieved from the tagged repository and verified against the included manifests.</w:t>
       </w:r>
     </w:p>
     <w:bookmarkEnd w:id="13"/>

--- a/manuscript/submission_files/title_page.docx
+++ b/manuscript/submission_files/title_page.docx
@@ -242,6 +242,8 @@
       <w:footnotePr>
         <w:numRestart w:val="eachSect"/>
       </w:footnotePr>
+      <w:pgSz w:w="11906" w:h="16838"/>
+      <w:pgMar w:left="1417" w:right="1417" w:top="1417" w:bottom="1417"/>
     </w:sectPr>
   </w:body>
 </w:document>
@@ -375,6 +377,11 @@
   <w:style w:default="1" w:styleId="Normal" w:type="paragraph">
     <w:name w:val="Normal"/>
     <w:qFormat/>
+    <w:rPr>
+      <w:rFonts w:ascii="Times New Roman" w:hAnsi="Times New Roman"/>
+      <w:color w:val="000000"/>
+      <w:sz w:val="22"/>
+    </w:rPr>
   </w:style>
   <w:style w:styleId="BodyText" w:type="paragraph">
     <w:name w:val="Body Text"/>
@@ -384,6 +391,10 @@
     <w:pPr>
       <w:spacing w:after="180" w:before="180"/>
     </w:pPr>
+    <w:rPr>
+      <w:rFonts w:ascii="Times New Roman" w:hAnsi="Times New Roman"/>
+      <w:color w:val="000000"/>
+    </w:rPr>
   </w:style>
   <w:style w:customStyle="1" w:styleId="FirstParagraph" w:type="paragraph">
     <w:name w:val="First Paragraph"/>
@@ -413,7 +424,8 @@
       <w:jc w:val="center"/>
     </w:pPr>
     <w:rPr>
-      <w:rFonts w:asciiTheme="majorHAnsi" w:cstheme="majorBidi" w:eastAsiaTheme="majorEastAsia" w:hAnsiTheme="majorHAnsi"/>
+      <w:rFonts w:asciiTheme="majorHAnsi" w:cstheme="majorBidi" w:eastAsiaTheme="majorEastAsia" w:hAnsiTheme="majorHAnsi" w:ascii="Times New Roman" w:hAnsi="Times New Roman"/>
+      <w:color w:val="000000"/>
       <w:sz w:val="56"/>
       <w:szCs w:val="56"/>
     </w:rPr>
@@ -444,7 +456,8 @@
       </w:numPr>
     </w:pPr>
     <w:rPr>
-      <w:rFonts w:cstheme="majorBidi" w:eastAsiaTheme="majorEastAsia"/>
+      <w:rFonts w:cstheme="majorBidi" w:eastAsiaTheme="majorEastAsia" w:ascii="Times New Roman" w:hAnsi="Times New Roman"/>
+      <w:color w:val="000000"/>
       <w:spacing w:val="15"/>
       <w:sz w:val="28"/>
       <w:szCs w:val="28"/>
@@ -547,8 +560,8 @@
       <w:outlineLvl w:val="0"/>
     </w:pPr>
     <w:rPr>
-      <w:rFonts w:asciiTheme="majorHAnsi" w:cstheme="majorBidi" w:eastAsiaTheme="majorEastAsia" w:hAnsiTheme="majorHAnsi"/>
-      <w:color w:themeColor="accent1" w:themeShade="BF" w:val="0F4761"/>
+      <w:rFonts w:asciiTheme="majorHAnsi" w:cstheme="majorBidi" w:eastAsiaTheme="majorEastAsia" w:hAnsiTheme="majorHAnsi" w:ascii="Times New Roman" w:hAnsi="Times New Roman"/>
+      <w:color w:val="000000"/>
       <w:sz w:val="40"/>
       <w:szCs w:val="40"/>
     </w:rPr>
@@ -570,8 +583,8 @@
       <w:outlineLvl w:val="1"/>
     </w:pPr>
     <w:rPr>
-      <w:rFonts w:asciiTheme="majorHAnsi" w:cstheme="majorBidi" w:eastAsiaTheme="majorEastAsia" w:hAnsiTheme="majorHAnsi"/>
-      <w:color w:themeColor="accent1" w:themeShade="BF" w:val="0F4761"/>
+      <w:rFonts w:asciiTheme="majorHAnsi" w:cstheme="majorBidi" w:eastAsiaTheme="majorEastAsia" w:hAnsiTheme="majorHAnsi" w:ascii="Times New Roman" w:hAnsi="Times New Roman"/>
+      <w:color w:val="000000"/>
       <w:sz w:val="32"/>
       <w:szCs w:val="32"/>
     </w:rPr>
@@ -593,8 +606,8 @@
       <w:outlineLvl w:val="2"/>
     </w:pPr>
     <w:rPr>
-      <w:rFonts w:cstheme="majorBidi" w:eastAsiaTheme="majorEastAsia"/>
-      <w:color w:themeColor="accent1" w:themeShade="BF" w:val="0F4761"/>
+      <w:rFonts w:cstheme="majorBidi" w:eastAsiaTheme="majorEastAsia" w:ascii="Times New Roman" w:hAnsi="Times New Roman"/>
+      <w:color w:val="000000"/>
       <w:sz w:val="28"/>
       <w:szCs w:val="28"/>
     </w:rPr>

--- a/manuscript/submission_files/title_page.docx
+++ b/manuscript/submission_files/title_page.docx
@@ -91,6 +91,18 @@
         <w:br/>
       </w:r>
       <w:r>
+        <w:t xml:space="preserve">Beijing, China</w:t>
+      </w:r>
+      <w:r>
+        <w:br/>
+      </w:r>
+      <w:r>
+        <w:t xml:space="preserve">ORCID: https://orcid.org/0009-0002-5647-7388</w:t>
+      </w:r>
+      <w:r>
+        <w:br/>
+      </w:r>
+      <w:r>
         <w:t xml:space="preserve">Email: zhouning@freedotech.com</w:t>
       </w:r>
     </w:p>
@@ -192,6 +204,24 @@
       </w:r>
       <w:r>
         <w:t xml:space="preserve">Not applicable; the study used geospatial raster, vector and derived public-data products and did not involve human or animal participants.</w:t>
+      </w:r>
+    </w:p>
+    <w:p>
+      <w:pPr>
+        <w:pStyle w:val="BodyText"/>
+      </w:pPr>
+      <w:r>
+        <w:rPr>
+          <w:b/>
+          <w:bCs/>
+        </w:rPr>
+        <w:t xml:space="preserve">Declaration of generative AI and AI-assisted technologies in the writing process.</w:t>
+      </w:r>
+      <w:r>
+        <w:t xml:space="preserve"> </w:t>
+      </w:r>
+      <w:r>
+        <w:t xml:space="preserve">During preparation of this work, the author used OpenAI Codex for language editing, code review and document-formatting assistance. The author reviewed and revised all outputs and takes full responsibility for the content of the publication.</w:t>
       </w:r>
     </w:p>
     <w:p>
